--- a/courts/tenth-circuit/bankruptcy-appellate-panel/answering-brief/docx/reference.docx
+++ b/courts/tenth-circuit/bankruptcy-appellate-panel/answering-brief/docx/reference.docx
@@ -314,14 +314,9 @@
       </w:r>
     </w:p>
     <w:sectPr>
-      <w:footerReference w:type="default" r:id="rId100"/>
-      <w:footnotePr>
-        <w:numFmt w:val="decimal"/>
-      </w:footnotePr>
+      <w:footerReference w:type="default" r:id="rIdFooter1"/>
       <w:pgSz w:w="12240" w:h="15840"/>
-      <w:pgMar w:top="1440" w:right="1440" w:bottom="1440" w:left="1440" w:header="720" w:footer="720" w:gutter="0"/>
-      <w:pgNumType w:fmt="decimal" w:start="1"/>
-      <w:cols w:space="720"/>
+      <w:pgMar w:top="1440" w:right="1440" w:bottom="1440" w:left="1440" w:header="720" w:footer="432" w:gutter="0"/>
     </w:sectPr>
   </w:body>
 </w:document>
@@ -335,38 +330,7 @@
 <w:ftr xmlns:w="http://schemas.openxmlformats.org/wordprocessingml/2006/main" xmlns:r="http://schemas.openxmlformats.org/officeDocument/2006/relationships">
   <w:p>
     <w:pPr>
-      <w:pStyle w:val="Footer"/>
       <w:jc w:val="center"/>
-      <w:spacing w:before="0" w:after="0" w:line="240" w:lineRule="auto"/>
-      <w:ind w:firstLine="0"/>
-    </w:pPr>
-    <w:r>
-      <w:fldChar w:fldCharType="begin"/>
-    </w:r>
-    <w:r>
-      <w:instrText xml:space="preserve"> PAGE </w:instrText>
-    </w:r>
-    <w:r>
-      <w:fldChar w:fldCharType="separate"/>
-    </w:r>
-    <w:r>
-      <w:t>1</w:t>
-    </w:r>
-    <w:r>
-      <w:fldChar w:fldCharType="end"/>
-    </w:r>
-  </w:p>
-</w:ftr>
-</file>
-
-<file path=word/footer2.xml><?xml version="1.0" encoding="utf-8"?>
-<w:ftr xmlns:w="http://schemas.openxmlformats.org/wordprocessingml/2006/main" xmlns:r="http://schemas.openxmlformats.org/officeDocument/2006/relationships">
-  <w:p>
-    <w:pPr>
-      <w:pStyle w:val="Footer"/>
-      <w:jc w:val="center"/>
-      <w:spacing w:before="0" w:after="0" w:line="240" w:lineRule="auto"/>
-      <w:ind w:firstLine="0"/>
     </w:pPr>
     <w:r>
       <w:fldChar w:fldCharType="begin"/>
@@ -546,7 +510,7 @@
   <w:docDefaults>
     <w:rPrDefault>
       <w:rPr>
-        <w:rFonts w:ascii="EB Garamond" w:hAnsi="EB Garamond" w:eastAsia="EB Garamond" w:cs="EB Garamond"/>
+        <w:rFonts w:ascii="Liberation Serif" w:hAnsi="Liberation Serif" w:eastAsia="Liberation Serif" w:cs="Liberation Serif"/>
         <w:sz w:val="28"/>
         <w:szCs w:val="28"/>
         <w:lang w:val="en-US" w:eastAsia="zh-CN" w:bidi="ar-SA"/>
@@ -554,22 +518,15 @@
     </w:rPrDefault>
     <w:pPrDefault>
       <w:pPr>
-        <w:spacing w:after="0" w:line="240" w:lineRule="auto"/>
+        <w:widowControl/>
+        <w:spacing w:after="0"/>
       </w:pPr>
     </w:pPrDefault>
   </w:docDefaults>
   <w:latentStyles w:defLockedState="0" w:defUIPriority="0" w:defSemiHidden="0" w:defUnhideWhenUsed="0" w:defQFormat="0" w:count="276"/>
-  <w:style w:type="paragraph" w:styleId="Normal">
+  <w:style w:type="paragraph" w:default="1" w:styleId="Normal">
     <w:name w:val="Normal"/>
     <w:qFormat/>
-    <w:pPr>
-      <w:spacing w:before="0" w:after="0" w:line="240" w:lineRule="auto"/>
-      <w:ind w:firstLine="0"/>
-    </w:pPr>
-    <w:rPr>
-      <w:sz w:val="28"/>
-      <w:szCs w:val="28"/>
-    </w:rPr>
   </w:style>
   <w:style w:type="paragraph" w:styleId="BodyText">
     <w:name w:val="Body Text"/>
@@ -577,7 +534,7 @@
     <w:link w:val="BodyTextChar"/>
     <w:qFormat/>
     <w:pPr>
-      <w:spacing w:before="0" w:after="0" w:line="480" w:lineRule="auto"/>
+      <w:spacing w:before="0" w:after="0" w:line="628" w:lineRule="exact"/>
       <w:ind w:firstLine="720"/>
     </w:pPr>
   </w:style>
@@ -592,8 +549,7 @@
     <w:basedOn w:val="BodyText"/>
     <w:qFormat/>
     <w:pPr>
-      <w:spacing w:before="0" w:after="0" w:line="480" w:lineRule="auto"/>
-      <w:ind w:firstLine="0"/>
+      <w:spacing w:before="36" w:after="36"/>
     </w:pPr>
   </w:style>
   <w:style w:type="paragraph" w:styleId="Title">
@@ -610,7 +566,7 @@
       <w:jc w:val="center"/>
     </w:pPr>
     <w:rPr>
-      <w:rFonts w:ascii="EB Garamond" w:hAnsi="EB Garamond" w:eastAsia="EB Garamond" w:cs="EB Garamond"/>
+      <w:rFonts w:asciiTheme="majorHAnsi" w:eastAsiaTheme="majorEastAsia" w:hAnsiTheme="majorHAnsi" w:cstheme="majorBidi"/>
       <w:sz w:val="56"/>
       <w:szCs w:val="56"/>
     </w:rPr>
@@ -622,7 +578,7 @@
     <w:uiPriority w:val="10"/>
     <w:rsid w:val="00A10FD9"/>
     <w:rPr>
-      <w:rFonts w:ascii="EB Garamond" w:hAnsi="EB Garamond" w:eastAsia="EB Garamond" w:cs="EB Garamond"/>
+      <w:rFonts w:asciiTheme="majorHAnsi" w:eastAsiaTheme="majorEastAsia" w:hAnsiTheme="majorHAnsi" w:cstheme="majorBidi"/>
       <w:sz w:val="56"/>
       <w:szCs w:val="56"/>
     </w:rPr>
@@ -641,7 +597,7 @@
       </w:numPr>
     </w:pPr>
     <w:rPr>
-      <w:rFonts w:ascii="EB Garamond" w:hAnsi="EB Garamond" w:eastAsia="EB Garamond" w:cs="EB Garamond"/>
+      <w:rFonts w:eastAsiaTheme="majorEastAsia" w:cstheme="majorBidi"/>
       <w:spacing w:val="15"/>
       <w:sz w:val="28"/>
       <w:szCs w:val="28"/>
@@ -654,7 +610,7 @@
     <w:uiPriority w:val="11"/>
     <w:rsid w:val="00A10FD9"/>
     <w:rPr>
-      <w:rFonts w:ascii="EB Garamond" w:hAnsi="EB Garamond" w:eastAsia="EB Garamond" w:cs="EB Garamond"/>
+      <w:rFonts w:eastAsiaTheme="majorEastAsia" w:cstheme="majorBidi"/>
       <w:color w:val="595959" w:themeColor="text1" w:themeTint="A6"/>
       <w:spacing w:val="15"/>
       <w:sz w:val="28"/>
@@ -733,20 +689,24 @@
     <w:name w:val="heading 1"/>
     <w:basedOn w:val="Normal"/>
     <w:next w:val="BodyText"/>
-    <w:uiPriority w:val="9"/>
-    <w:qFormat/>
+    <w:link w:val="Heading1Char"/>
+    <w:uiPriority w:val="9"/>
+    <w:qFormat/>
+    <w:rsid w:val="00A10FD9"/>
     <w:pPr>
       <w:keepNext/>
       <w:keepLines/>
-      <w:spacing w:before="360" w:after="240" w:line="240" w:lineRule="auto"/>
+      <w:spacing w:before="240" w:after="120" w:line="400" w:lineRule="exact"/>
       <w:ind w:firstLine="0"/>
       <w:jc w:val="center"/>
       <w:outlineLvl w:val="0"/>
     </w:pPr>
     <w:rPr>
+      <w:rFonts w:ascii="Liberation Serif" w:hAnsi="Liberation Serif" w:eastAsia="Liberation Serif" w:cs="Liberation Serif"/>
       <w:b/>
       <w:bCs/>
       <w:caps/>
+      <w:color w:val="000000"/>
       <w:sz w:val="28"/>
       <w:szCs w:val="28"/>
     </w:rPr>
@@ -755,19 +715,24 @@
     <w:name w:val="heading 2"/>
     <w:basedOn w:val="Normal"/>
     <w:next w:val="BodyText"/>
-    <w:uiPriority w:val="9"/>
+    <w:link w:val="Heading2Char"/>
+    <w:uiPriority w:val="9"/>
+    <w:semiHidden/>
     <w:unhideWhenUsed/>
     <w:qFormat/>
+    <w:rsid w:val="00A10FD9"/>
     <w:pPr>
       <w:keepNext/>
       <w:keepLines/>
-      <w:spacing w:before="240" w:after="240" w:line="240" w:lineRule="auto"/>
-      <w:ind w:left="720" w:hanging="720"/>
+      <w:spacing w:before="240" w:after="120" w:line="400" w:lineRule="exact"/>
+      <w:ind w:firstLine="0"/>
       <w:outlineLvl w:val="1"/>
     </w:pPr>
     <w:rPr>
+      <w:rFonts w:ascii="Liberation Serif" w:hAnsi="Liberation Serif" w:eastAsia="Liberation Serif" w:cs="Liberation Serif"/>
       <w:b/>
       <w:bCs/>
+      <w:color w:val="000000"/>
       <w:sz w:val="28"/>
       <w:szCs w:val="28"/>
     </w:rPr>
@@ -776,19 +741,24 @@
     <w:name w:val="heading 3"/>
     <w:basedOn w:val="Normal"/>
     <w:next w:val="BodyText"/>
-    <w:uiPriority w:val="9"/>
+    <w:link w:val="Heading3Char"/>
+    <w:uiPriority w:val="9"/>
+    <w:semiHidden/>
     <w:unhideWhenUsed/>
     <w:qFormat/>
+    <w:rsid w:val="00A10FD9"/>
     <w:pPr>
       <w:keepNext/>
       <w:keepLines/>
-      <w:spacing w:before="240" w:after="240" w:line="240" w:lineRule="auto"/>
-      <w:ind w:left="1440" w:hanging="720"/>
+      <w:spacing w:before="240" w:after="120" w:line="400" w:lineRule="exact"/>
+      <w:ind w:firstLine="0"/>
       <w:outlineLvl w:val="2"/>
     </w:pPr>
     <w:rPr>
+      <w:rFonts w:ascii="Liberation Serif" w:hAnsi="Liberation Serif" w:eastAsia="Liberation Serif" w:cs="Liberation Serif"/>
       <w:b/>
       <w:bCs/>
+      <w:color w:val="000000"/>
       <w:sz w:val="28"/>
       <w:szCs w:val="28"/>
     </w:rPr>
@@ -797,21 +767,25 @@
     <w:name w:val="heading 4"/>
     <w:basedOn w:val="Normal"/>
     <w:next w:val="BodyText"/>
-    <w:uiPriority w:val="9"/>
+    <w:link w:val="Heading4Char"/>
+    <w:uiPriority w:val="9"/>
+    <w:semiHidden/>
     <w:unhideWhenUsed/>
     <w:qFormat/>
+    <w:rsid w:val="00A10FD9"/>
     <w:pPr>
       <w:keepNext/>
       <w:keepLines/>
-      <w:spacing w:before="240" w:after="240" w:line="240" w:lineRule="auto"/>
-      <w:ind w:left="2160" w:hanging="720"/>
+      <w:spacing w:before="240" w:after="120" w:line="400" w:lineRule="exact"/>
+      <w:ind w:firstLine="0"/>
       <w:outlineLvl w:val="3"/>
     </w:pPr>
     <w:rPr>
+      <w:rFonts w:ascii="Liberation Serif" w:hAnsi="Liberation Serif" w:eastAsia="Liberation Serif" w:cs="Liberation Serif"/>
       <w:b/>
       <w:bCs/>
       <w:i/>
-      <w:iCs/>
+      <w:color w:val="000000"/>
       <w:sz w:val="28"/>
       <w:szCs w:val="28"/>
     </w:rPr>
@@ -820,21 +794,25 @@
     <w:name w:val="heading 5"/>
     <w:basedOn w:val="Normal"/>
     <w:next w:val="BodyText"/>
-    <w:uiPriority w:val="9"/>
+    <w:link w:val="Heading5Char"/>
+    <w:uiPriority w:val="9"/>
+    <w:semiHidden/>
     <w:unhideWhenUsed/>
     <w:qFormat/>
+    <w:rsid w:val="00A10FD9"/>
     <w:pPr>
       <w:keepNext/>
       <w:keepLines/>
-      <w:spacing w:before="240" w:after="240" w:line="240" w:lineRule="auto"/>
-      <w:ind w:left="2880" w:hanging="720"/>
+      <w:spacing w:before="240" w:after="120" w:line="400" w:lineRule="exact"/>
+      <w:ind w:firstLine="0"/>
       <w:outlineLvl w:val="4"/>
     </w:pPr>
     <w:rPr>
+      <w:rFonts w:ascii="Liberation Serif" w:hAnsi="Liberation Serif" w:eastAsia="Liberation Serif" w:cs="Liberation Serif"/>
       <w:b/>
       <w:bCs/>
       <w:i/>
-      <w:iCs/>
+      <w:color w:val="000000"/>
       <w:sz w:val="28"/>
       <w:szCs w:val="28"/>
     </w:rPr>
@@ -856,7 +834,7 @@
       <w:outlineLvl w:val="5"/>
     </w:pPr>
     <w:rPr>
-      <w:rFonts w:ascii="EB Garamond" w:hAnsi="EB Garamond" w:eastAsia="EB Garamond" w:cs="EB Garamond"/>
+      <w:rFonts w:eastAsiaTheme="majorEastAsia" w:cstheme="majorBidi"/>
       <w:i/>
       <w:iCs/>
       <w:color w:val="595959" w:themeColor="text1" w:themeTint="A6"/>
@@ -879,7 +857,7 @@
       <w:outlineLvl w:val="6"/>
     </w:pPr>
     <w:rPr>
-      <w:rFonts w:ascii="EB Garamond" w:hAnsi="EB Garamond" w:eastAsia="EB Garamond" w:cs="EB Garamond"/>
+      <w:rFonts w:eastAsiaTheme="majorEastAsia" w:cstheme="majorBidi"/>
       <w:color w:val="595959" w:themeColor="text1" w:themeTint="A6"/>
     </w:rPr>
   </w:style>
@@ -900,7 +878,7 @@
       <w:outlineLvl w:val="7"/>
     </w:pPr>
     <w:rPr>
-      <w:rFonts w:ascii="EB Garamond" w:hAnsi="EB Garamond" w:eastAsia="EB Garamond" w:cs="EB Garamond"/>
+      <w:rFonts w:eastAsiaTheme="majorEastAsia" w:cstheme="majorBidi"/>
       <w:i/>
       <w:iCs/>
       <w:color w:val="272727" w:themeColor="text1" w:themeTint="D8"/>
@@ -923,7 +901,7 @@
       <w:outlineLvl w:val="8"/>
     </w:pPr>
     <w:rPr>
-      <w:rFonts w:ascii="EB Garamond" w:hAnsi="EB Garamond" w:eastAsia="EB Garamond" w:cs="EB Garamond"/>
+      <w:rFonts w:eastAsiaTheme="majorEastAsia" w:cstheme="majorBidi"/>
       <w:color w:val="272727" w:themeColor="text1" w:themeTint="D8"/>
     </w:rPr>
   </w:style>
@@ -934,7 +912,7 @@
     <w:uiPriority w:val="9"/>
     <w:rsid w:val="00A10FD9"/>
     <w:rPr>
-      <w:rFonts w:ascii="EB Garamond" w:hAnsi="EB Garamond" w:eastAsia="EB Garamond" w:cs="EB Garamond"/>
+      <w:rFonts w:asciiTheme="majorHAnsi" w:eastAsiaTheme="majorEastAsia" w:hAnsiTheme="majorHAnsi" w:cstheme="majorBidi"/>
       <w:color w:val="0F4761" w:themeColor="accent1" w:themeShade="BF"/>
       <w:sz w:val="40"/>
       <w:szCs w:val="40"/>
@@ -948,7 +926,7 @@
     <w:semiHidden/>
     <w:rsid w:val="00A10FD9"/>
     <w:rPr>
-      <w:rFonts w:ascii="EB Garamond" w:hAnsi="EB Garamond" w:eastAsia="EB Garamond" w:cs="EB Garamond"/>
+      <w:rFonts w:asciiTheme="majorHAnsi" w:eastAsiaTheme="majorEastAsia" w:hAnsiTheme="majorHAnsi" w:cstheme="majorBidi"/>
       <w:color w:val="0F4761" w:themeColor="accent1" w:themeShade="BF"/>
       <w:sz w:val="32"/>
       <w:szCs w:val="32"/>
@@ -962,7 +940,7 @@
     <w:semiHidden/>
     <w:rsid w:val="00A10FD9"/>
     <w:rPr>
-      <w:rFonts w:ascii="EB Garamond" w:hAnsi="EB Garamond" w:eastAsia="EB Garamond" w:cs="EB Garamond"/>
+      <w:rFonts w:eastAsiaTheme="majorEastAsia" w:cstheme="majorBidi"/>
       <w:color w:val="0F4761" w:themeColor="accent1" w:themeShade="BF"/>
       <w:sz w:val="28"/>
       <w:szCs w:val="28"/>
@@ -976,7 +954,7 @@
     <w:semiHidden/>
     <w:rsid w:val="00A10FD9"/>
     <w:rPr>
-      <w:rFonts w:ascii="EB Garamond" w:hAnsi="EB Garamond" w:eastAsia="EB Garamond" w:cs="EB Garamond"/>
+      <w:rFonts w:eastAsiaTheme="majorEastAsia" w:cstheme="majorBidi"/>
       <w:i/>
       <w:iCs/>
       <w:color w:val="0F4761" w:themeColor="accent1" w:themeShade="BF"/>
@@ -990,7 +968,7 @@
     <w:semiHidden/>
     <w:rsid w:val="00A10FD9"/>
     <w:rPr>
-      <w:rFonts w:ascii="EB Garamond" w:hAnsi="EB Garamond" w:eastAsia="EB Garamond" w:cs="EB Garamond"/>
+      <w:rFonts w:eastAsiaTheme="majorEastAsia" w:cstheme="majorBidi"/>
       <w:color w:val="0F4761" w:themeColor="accent1" w:themeShade="BF"/>
     </w:rPr>
   </w:style>
@@ -1002,7 +980,7 @@
     <w:semiHidden/>
     <w:rsid w:val="00A10FD9"/>
     <w:rPr>
-      <w:rFonts w:ascii="EB Garamond" w:hAnsi="EB Garamond" w:eastAsia="EB Garamond" w:cs="EB Garamond"/>
+      <w:rFonts w:eastAsiaTheme="majorEastAsia" w:cstheme="majorBidi"/>
       <w:i/>
       <w:iCs/>
       <w:color w:val="595959" w:themeColor="text1" w:themeTint="A6"/>
@@ -1016,7 +994,7 @@
     <w:semiHidden/>
     <w:rsid w:val="00A10FD9"/>
     <w:rPr>
-      <w:rFonts w:ascii="EB Garamond" w:hAnsi="EB Garamond" w:eastAsia="EB Garamond" w:cs="EB Garamond"/>
+      <w:rFonts w:eastAsiaTheme="majorEastAsia" w:cstheme="majorBidi"/>
       <w:color w:val="595959" w:themeColor="text1" w:themeTint="A6"/>
     </w:rPr>
   </w:style>
@@ -1028,7 +1006,7 @@
     <w:semiHidden/>
     <w:rsid w:val="00A10FD9"/>
     <w:rPr>
-      <w:rFonts w:ascii="EB Garamond" w:hAnsi="EB Garamond" w:eastAsia="EB Garamond" w:cs="EB Garamond"/>
+      <w:rFonts w:eastAsiaTheme="majorEastAsia" w:cstheme="majorBidi"/>
       <w:i/>
       <w:iCs/>
       <w:color w:val="272727" w:themeColor="text1" w:themeTint="D8"/>
@@ -1042,30 +1020,41 @@
     <w:semiHidden/>
     <w:rsid w:val="00A10FD9"/>
     <w:rPr>
-      <w:rFonts w:ascii="EB Garamond" w:hAnsi="EB Garamond" w:eastAsia="EB Garamond" w:cs="EB Garamond"/>
+      <w:rFonts w:eastAsiaTheme="majorEastAsia" w:cstheme="majorBidi"/>
       <w:color w:val="272727" w:themeColor="text1" w:themeTint="D8"/>
     </w:rPr>
+  </w:style>
+  <w:style w:type="paragraph" w:customStyle="1" w:styleId="ListItem">
+    <w:name w:val="List Item"/>
+    <w:basedOn w:val="BodyText"/>
+    <w:qFormat/>
+    <w:pPr>
+      <w:spacing w:before="0" w:after="0" w:line="628" w:lineRule="exact"/>
+      <w:ind w:left="720" w:hanging="720"/>
+    </w:pPr>
   </w:style>
   <w:style w:type="paragraph" w:styleId="BlockText">
     <w:name w:val="Block Text"/>
     <w:basedOn w:val="BodyText"/>
     <w:next w:val="BodyText"/>
     <w:uiPriority w:val="9"/>
-    <w:qFormat/>
-    <w:pPr>
-      <w:spacing w:before="0" w:after="240" w:line="240" w:lineRule="auto"/>
-      <w:ind w:left="720" w:right="720" w:firstLine="0"/>
+    <w:unhideWhenUsed/>
+    <w:qFormat/>
+    <w:pPr>
+      <w:spacing w:before="280" w:after="280" w:line="400" w:lineRule="exact"/>
+      <w:ind w:firstLine="0" w:left="720" w:right="720"/>
     </w:pPr>
   </w:style>
   <w:style w:type="paragraph" w:styleId="FootnoteText">
-    <w:name w:val="footnote text"/>
-    <w:basedOn w:val="Normal"/>
-    <w:link w:val="FootnoteTextChar"/>
-    <w:uiPriority w:val="99"/>
+    <w:name w:val="Footnote Text"/>
+    <w:basedOn w:val="Normal"/>
+    <w:next w:val="FootnoteText"/>
+    <w:uiPriority w:val="9"/>
     <w:unhideWhenUsed/>
-    <w:pPr>
-      <w:spacing w:before="0" w:after="100" w:line="240" w:lineRule="auto"/>
-      <w:ind w:firstLine="0"/>
+    <w:qFormat/>
+    <w:pPr>
+      <w:keepLines/>
+      <w:spacing w:before="0" w:after="140" w:line="400" w:lineRule="exact"/>
     </w:pPr>
     <w:rPr>
       <w:sz w:val="28"/>
@@ -1080,8 +1069,8 @@
     <w:unhideWhenUsed/>
     <w:qFormat/>
     <w:pPr>
-      <w:spacing w:before="100" w:after="100"/>
-      <w:ind w:firstLine="0" w:left="480" w:right="480"/>
+      <w:spacing w:before="280" w:after="280"/>
+      <w:ind w:firstLine="0" w:left="720" w:right="720"/>
     </w:pPr>
   </w:style>
   <w:style w:type="character" w:default="1" w:styleId="DefaultParagraphFont">
@@ -1189,7 +1178,7 @@
     <w:name w:val="Hyperlink"/>
     <w:basedOn w:val="BodyTextChar"/>
     <w:rPr>
-      <w:color w:val="4F81BD" w:themeColor="accent1"/>
+      <w:color w:val="000000"/>
     </w:rPr>
   </w:style>
   <w:style w:type="paragraph" w:styleId="TOCHeading">
@@ -1204,171 +1193,11 @@
       <w:outlineLvl w:val="9"/>
     </w:pPr>
     <w:rPr>
-      <w:rFonts w:ascii="EB Garamond" w:hAnsi="EB Garamond" w:eastAsia="EB Garamond" w:cs="EB Garamond"/>
+      <w:rFonts w:asciiTheme="majorHAnsi" w:eastAsiaTheme="majorEastAsia" w:hAnsiTheme="majorHAnsi" w:cstheme="majorBidi"/>
       <w:b w:val="0"/>
       <w:bCs w:val="0"/>
       <w:color w:val="365F91" w:themeColor="accent1" w:themeShade="BF"/>
     </w:rPr>
-  </w:style>
-  <w:style w:type="paragraph" w:customStyle="1" w:styleId="Centered">
-    <w:name w:val="Centered"/>
-    <w:basedOn w:val="Normal"/>
-    <w:qFormat/>
-    <w:pPr>
-      <w:spacing w:before="0" w:after="120" w:line="240" w:lineRule="auto"/>
-      <w:ind w:firstLine="0"/>
-      <w:jc w:val="center"/>
-    </w:pPr>
-  </w:style>
-  <w:style w:type="paragraph" w:customStyle="1" w:styleId="Single">
-    <w:name w:val="Single"/>
-    <w:basedOn w:val="Normal"/>
-    <w:qFormat/>
-    <w:pPr>
-      <w:spacing w:before="0" w:after="240" w:line="240" w:lineRule="auto"/>
-      <w:ind w:firstLine="0"/>
-    </w:pPr>
-  </w:style>
-  <w:style w:type="paragraph" w:customStyle="1" w:styleId="Signature">
-    <w:name w:val="Signature"/>
-    <w:basedOn w:val="Normal"/>
-    <w:qFormat/>
-    <w:pPr>
-      <w:keepNext/>
-      <w:spacing w:before="240" w:after="0" w:line="240" w:lineRule="auto"/>
-      <w:ind w:left="4320" w:firstLine="0"/>
-    </w:pPr>
-  </w:style>
-  <w:style w:type="paragraph" w:customStyle="1" w:styleId="Right">
-    <w:name w:val="Right"/>
-    <w:basedOn w:val="Normal"/>
-    <w:qFormat/>
-    <w:pPr>
-      <w:spacing w:before="0" w:after="120" w:line="240" w:lineRule="auto"/>
-      <w:ind w:firstLine="0"/>
-      <w:jc w:val="right"/>
-    </w:pPr>
-  </w:style>
-  <w:style w:type="paragraph" w:customStyle="1" w:styleId="IndentBlock">
-    <w:name w:val="Indent Block"/>
-    <w:basedOn w:val="Normal"/>
-    <w:qFormat/>
-    <w:pPr>
-      <w:spacing w:before="0" w:after="0" w:line="240" w:lineRule="auto"/>
-      <w:ind w:left="4320" w:firstLine="0"/>
-    </w:pPr>
-  </w:style>
-  <w:style w:type="paragraph" w:customStyle="1" w:styleId="Rule">
-    <w:name w:val="Rule"/>
-    <w:basedOn w:val="Normal"/>
-    <w:qFormat/>
-    <w:pPr>
-      <w:pBdr>
-        <w:bottom w:val="double" w:sz="6" w:space="1" w:color="000000"/>
-      </w:pBdr>
-      <w:spacing w:before="0" w:after="240" w:line="240" w:lineRule="auto"/>
-      <w:ind w:firstLine="0"/>
-    </w:pPr>
-  </w:style>
-  <w:style w:type="paragraph" w:customStyle="1" w:styleId="FrontHeading">
-    <w:name w:val="Front Heading"/>
-    <w:basedOn w:val="Normal"/>
-    <w:next w:val="Single"/>
-    <w:qFormat/>
-    <w:pPr>
-      <w:keepNext/>
-      <w:keepLines/>
-      <w:spacing w:before="360" w:after="240" w:line="240" w:lineRule="auto"/>
-      <w:ind w:firstLine="0"/>
-      <w:jc w:val="center"/>
-    </w:pPr>
-    <w:rPr>
-      <w:b/>
-      <w:bCs/>
-      <w:caps/>
-      <w:sz w:val="28"/>
-      <w:szCs w:val="28"/>
-    </w:rPr>
-  </w:style>
-  <w:style w:type="paragraph" w:customStyle="1" w:styleId="PointHeading">
-    <w:name w:val="Point Heading"/>
-    <w:basedOn w:val="Normal"/>
-    <w:next w:val="BodyText"/>
-    <w:qFormat/>
-    <w:pPr>
-      <w:keepNext/>
-      <w:keepLines/>
-      <w:spacing w:before="240" w:after="240" w:line="240" w:lineRule="auto"/>
-      <w:ind w:firstLine="0"/>
-      <w:jc w:val="center"/>
-      <w:outlineLvl w:val="1"/>
-    </w:pPr>
-    <w:rPr>
-      <w:b/>
-      <w:bCs/>
-      <w:smallCaps/>
-      <w:sz w:val="28"/>
-      <w:szCs w:val="28"/>
-    </w:rPr>
-  </w:style>
-  <w:style w:type="paragraph" w:customStyle="1" w:styleId="TOCLine1">
-    <w:name w:val="TOC Line 1"/>
-    <w:basedOn w:val="Normal"/>
-    <w:qFormat/>
-    <w:pPr>
-      <w:spacing w:before="120" w:after="60" w:line="240" w:lineRule="auto"/>
-      <w:ind w:left="0" w:firstLine="0"/>
-    </w:pPr>
-  </w:style>
-  <w:style w:type="paragraph" w:customStyle="1" w:styleId="TOCLine2">
-    <w:name w:val="TOC Line 2"/>
-    <w:basedOn w:val="Normal"/>
-    <w:qFormat/>
-    <w:pPr>
-      <w:spacing w:before="0" w:after="60" w:line="240" w:lineRule="auto"/>
-      <w:ind w:left="720" w:hanging="720" w:firstLine="0"/>
-    </w:pPr>
-  </w:style>
-  <w:style w:type="paragraph" w:customStyle="1" w:styleId="TOCLine3">
-    <w:name w:val="TOC Line 3"/>
-    <w:basedOn w:val="Normal"/>
-    <w:qFormat/>
-    <w:pPr>
-      <w:spacing w:before="0" w:after="60" w:line="240" w:lineRule="auto"/>
-      <w:ind w:left="1440" w:hanging="720" w:firstLine="0"/>
-    </w:pPr>
-  </w:style>
-  <w:style w:type="paragraph" w:customStyle="1" w:styleId="TOCLine4">
-    <w:name w:val="TOC Line 4"/>
-    <w:basedOn w:val="Normal"/>
-    <w:qFormat/>
-    <w:pPr>
-      <w:spacing w:before="0" w:after="60" w:line="240" w:lineRule="auto"/>
-      <w:ind w:left="2160" w:hanging="720" w:firstLine="0"/>
-    </w:pPr>
-  </w:style>
-  <w:style w:type="paragraph" w:customStyle="1" w:styleId="TOAGroup">
-    <w:name w:val="TOA Group"/>
-    <w:basedOn w:val="Normal"/>
-    <w:qFormat/>
-    <w:pPr>
-      <w:keepNext/>
-      <w:spacing w:before="240" w:after="120" w:line="240" w:lineRule="auto"/>
-      <w:ind w:firstLine="0"/>
-    </w:pPr>
-    <w:rPr>
-      <w:b/>
-      <w:bCs/>
-    </w:rPr>
-  </w:style>
-  <w:style w:type="paragraph" w:customStyle="1" w:styleId="TOAEntry">
-    <w:name w:val="TOA Entry"/>
-    <w:basedOn w:val="Normal"/>
-    <w:qFormat/>
-    <w:pPr>
-      <w:spacing w:before="0" w:after="200" w:line="240" w:lineRule="auto"/>
-      <w:ind w:left="504" w:hanging="504" w:firstLine="0"/>
-    </w:pPr>
   </w:style>
 </w:styles>
 </file>
